--- a/duality project/Offroad_Segmentation_Scripts/Duality_Submission/Duality_Submission_Package/Custom_CNN/report.docx
+++ b/duality project/Offroad_Segmentation_Scripts/Duality_Submission/Duality_Submission_Package/Custom_CNN/report.docx
@@ -31,7 +31,7 @@
           <w:b/>
           <w:sz w:val="28"/>
         </w:rPr>
-        <w:t>Team:  Ikigai</w:t>
+        <w:t>Team:  TerraVision</w:t>
       </w:r>
     </w:p>
     <w:p>
